--- a/deliverables/VIDEO_7_Are_You_Growing_Or_Just_Being_Given_More_Work_FINAL/Approved_Recording_Master_Reference.docx
+++ b/deliverables/VIDEO_7_Are_You_Growing_Or_Just_Being_Given_More_Work_FINAL/Approved_Recording_Master_Reference.docx
@@ -62,13 +62,13 @@
           <w:color w:val="8A6D1E"/>
           <w:sz w:val="20"/>
         </w:rPr>
-        <w:t xml:space="preserve">Source  </w:t>
+        <w:t xml:space="preserve">Source file  </w:t>
       </w:r>
       <w:r>
         <w:rPr>
           <w:sz w:val="21"/>
         </w:rPr>
-        <w:t>Video_7_Are_You_Growing_Or_Just_Being_Given_More_Work_Revised1.docx</w:t>
+        <w:t>V7_Recording_Master_LOCKED_2026-09-09.docx</w:t>
       </w:r>
     </w:p>
     <w:p>
@@ -81,13 +81,32 @@
           <w:color w:val="8A6D1E"/>
           <w:sz w:val="20"/>
         </w:rPr>
-        <w:t xml:space="preserve">Version  </w:t>
+        <w:t xml:space="preserve">Locked  </w:t>
       </w:r>
       <w:r>
         <w:rPr>
           <w:sz w:val="21"/>
         </w:rPr>
-        <w:t>REVISED RECORDING MASTER v2.0</w:t>
+        <w:t>September 9, 2026</w:t>
+      </w:r>
+    </w:p>
+    <w:p>
+      <w:pPr>
+        <w:spacing w:after="80"/>
+      </w:pPr>
+      <w:r>
+        <w:rPr>
+          <w:b/>
+          <w:color w:val="8A6D1E"/>
+          <w:sz w:val="20"/>
+        </w:rPr>
+        <w:t xml:space="preserve">Script SHA-256  </w:t>
+      </w:r>
+      <w:r>
+        <w:rPr>
+          <w:sz w:val="21"/>
+        </w:rPr>
+        <w:t>37aa121423cb61b985617bf5d7a091c30a6fa420800d2a6a68b50141af16fc2c</w:t>
       </w:r>
     </w:p>
     <w:p>
@@ -106,7 +125,26 @@
         <w:rPr>
           <w:sz w:val="21"/>
         </w:rPr>
-        <w:t>1468</w:t>
+        <w:t>1209</w:t>
+      </w:r>
+    </w:p>
+    <w:p>
+      <w:pPr>
+        <w:spacing w:after="80"/>
+      </w:pPr>
+      <w:r>
+        <w:rPr>
+          <w:b/>
+          <w:color w:val="8A6D1E"/>
+          <w:sz w:val="20"/>
+        </w:rPr>
+        <w:t xml:space="preserve">Speech-only estimate  </w:t>
+      </w:r>
+      <w:r>
+        <w:rPr>
+          <w:sz w:val="21"/>
+        </w:rPr>
+        <w:t>8:20 to 9:18 at 130 to 145 wpm</w:t>
       </w:r>
     </w:p>
     <w:p>
@@ -125,7 +163,7 @@
           <w:color w:val="9B2C10"/>
           <w:sz w:val="21"/>
         </w:rPr>
-        <w:t>This is a reading copy. The v2.0 Recording Master is the spoken source of truth and nothing in this package replaces a line of it. Every spoken line below is reproduced verbatim, verified paragraph by paragraph after this file was written.</w:t>
+        <w:t>This is a reading copy. The September 9 Recording Master is the spoken source of truth and nothing in this package replaces a line of it. Section labels and bracketed directions are production instructions and are not spoken.</w:t>
       </w:r>
     </w:p>
     <w:p>
@@ -135,11 +173,32 @@
       <w:r>
         <w:rPr>
           <w:b w:val="0"/>
-          <w:i/>
+          <w:i w:val="0"/>
           <w:color w:val="5A6B82"/>
           <w:sz w:val="19"/>
         </w:rPr>
-        <w:t>Section labels are production markers and are not spoken.</w:t>
+        <w:t>RUNTIME: ESTIMATE ONLY, NOT A MEASUREMENT</w:t>
+        <w:br/>
+        <w:br/>
+        <w:t>The figure below is arithmetic on the locked script's word count at 130 to 145</w:t>
+        <w:br/>
+        <w:t>words per minute, the band the September 9 roadmap itself uses. It is speech only. It excludes the scripted pauses, the holds</w:t>
+        <w:br/>
+        <w:t>on full-screen graphics, B-roll, and every edit decision.</w:t>
+        <w:br/>
+        <w:br/>
+        <w:t>It is NOT a timed read and it is NOT a finished runtime. The finished runtime</w:t>
+        <w:br/>
+        <w:t>does not exist until the export does.</w:t>
+        <w:br/>
+        <w:br/>
+        <w:t>The target printed on the source cover is not a verified finished length</w:t>
+        <w:br/>
+        <w:t>either. The September 9 scripts are shorter than the earlier drafts. Do not</w:t>
+        <w:br/>
+        <w:t>restore deleted material, pad the script, or slow the delivery to reach an</w:t>
+        <w:br/>
+        <w:t>older target.</w:t>
       </w:r>
     </w:p>
     <w:p>
@@ -194,7 +253,7 @@
           <w:i w:val="0"/>
           <w:sz w:val="24"/>
         </w:rPr>
-        <w:t>A colleague leaves. A project has no clear owner. Your manager says, "Can you take this too?"</w:t>
+        <w:t>A colleague leaves. A project has no clear owner. Your manager says, “Can you take this too?”</w:t>
       </w:r>
     </w:p>
     <w:p>
@@ -259,7 +318,7 @@
           <w:i w:val="0"/>
           <w:sz w:val="24"/>
         </w:rPr>
-        <w:t>Those are not the same thing.</w:t>
+        <w:t>Before you accept the label, test three things:</w:t>
       </w:r>
     </w:p>
     <w:p>
@@ -272,7 +331,59 @@
           <w:i w:val="0"/>
           <w:sz w:val="24"/>
         </w:rPr>
-        <w:t>In this video, I am going to give you three tests for telling the difference: Complexity, Authority, and Return.</w:t>
+        <w:t>Did the work become more complex?</w:t>
+      </w:r>
+    </w:p>
+    <w:p>
+      <w:pPr>
+        <w:spacing w:before="0" w:after="180"/>
+      </w:pPr>
+      <w:r>
+        <w:rPr>
+          <w:b w:val="0"/>
+          <w:i w:val="0"/>
+          <w:sz w:val="24"/>
+        </w:rPr>
+        <w:t>Did your authority expand?</w:t>
+      </w:r>
+    </w:p>
+    <w:p>
+      <w:pPr>
+        <w:spacing w:before="0" w:after="180"/>
+      </w:pPr>
+      <w:r>
+        <w:rPr>
+          <w:b w:val="0"/>
+          <w:i w:val="0"/>
+          <w:sz w:val="24"/>
+        </w:rPr>
+        <w:t>What did the work return?</w:t>
+      </w:r>
+    </w:p>
+    <w:p>
+      <w:pPr>
+        <w:spacing w:before="0" w:after="180"/>
+      </w:pPr>
+      <w:r>
+        <w:rPr>
+          <w:b w:val="0"/>
+          <w:i w:val="0"/>
+          <w:sz w:val="24"/>
+        </w:rPr>
+        <w:t>That is the CAR test: Complexity, Authority, Return.</w:t>
+      </w:r>
+    </w:p>
+    <w:p>
+      <w:pPr>
+        <w:spacing w:before="0" w:after="180"/>
+      </w:pPr>
+      <w:r>
+        <w:rPr>
+          <w:b w:val="0"/>
+          <w:i w:val="0"/>
+          <w:sz w:val="24"/>
+        </w:rPr>
+        <w:t>More work can be part of growth. It is not proof of it.</w:t>
       </w:r>
     </w:p>
     <w:p>
@@ -327,7 +438,7 @@
           <w:i w:val="0"/>
           <w:sz w:val="24"/>
         </w:rPr>
-        <w:t>That distinction matters for dependable people because reliability attracts work very quickly. Authority, support, recognition, and formal scope often arrive later, if they arrive at all.</w:t>
+        <w:t>That distinction matters because reliability attracts work quickly. Authority, support, recognition, and formal scope often arrive later, if they arrive at all.</w:t>
       </w:r>
     </w:p>
     <w:p>
@@ -340,7 +451,7 @@
           <w:i w:val="0"/>
           <w:sz w:val="24"/>
         </w:rPr>
-        <w:t>The workload trap rarely announces itself. It usually starts reasonably. A vacancy needs coverage. A launch needs extra hands. A project is in trouble and you know the context. None of those requests is automatically a problem.</w:t>
+        <w:t>The workload trap usually starts reasonably: a vacancy, a launch, a project in trouble. None of those requests is automatically a problem.</w:t>
       </w:r>
     </w:p>
     <w:p>
@@ -353,20 +464,7 @@
           <w:i w:val="0"/>
           <w:sz w:val="24"/>
         </w:rPr>
-        <w:t>The problem is what happens when temporary additions quietly become the permanent design of your job, and you mistake the effort for development.</w:t>
-      </w:r>
-    </w:p>
-    <w:p>
-      <w:pPr>
-        <w:spacing w:before="0" w:after="180"/>
-      </w:pPr>
-      <w:r>
-        <w:rPr>
-          <w:b w:val="0"/>
-          <w:i w:val="0"/>
-          <w:sz w:val="24"/>
-        </w:rPr>
-        <w:t>So use the CAR test: Complexity, Authority, Return.</w:t>
+        <w:t>The problem is when temporary additions quietly become the permanent design of your job, and effort gets mistaken for development.</w:t>
       </w:r>
     </w:p>
     <w:p>
@@ -408,7 +506,7 @@
           <w:i w:val="0"/>
           <w:sz w:val="24"/>
         </w:rPr>
-        <w:t>Repetition can build speed, confidence, and reliability. Those are useful. But repetition does not expand your range forever.</w:t>
+        <w:t>If you managed three nearly identical projects last year and now manage eight, your capacity is being used more heavily. You may be faster and more organized. That does not automatically mean the class of problem changed.</w:t>
       </w:r>
     </w:p>
     <w:p>
@@ -421,7 +519,7 @@
           <w:i w:val="0"/>
           <w:sz w:val="24"/>
         </w:rPr>
-        <w:t>If you managed three nearly identical projects last year and now manage eight, your capacity is being used more heavily. You may be getting faster and more organized. That does not automatically mean the class of problem changed.</w:t>
+        <w:t>Complexity changes when the variables change: a new customer, regulation, operating model, stakeholder group, incomplete instructions, or priorities that conflict.</w:t>
       </w:r>
     </w:p>
     <w:p>
@@ -434,33 +532,7 @@
           <w:i w:val="0"/>
           <w:sz w:val="24"/>
         </w:rPr>
-        <w:t>Complexity changes when the variables change. A new customer. A new regulation. A new operating model. A stakeholder group with different incentives. Incomplete instructions. Two priorities that conflict. A situation where the answer that worked last time cannot simply be copied.</w:t>
-      </w:r>
-    </w:p>
-    <w:p>
-      <w:pPr>
-        <w:spacing w:before="0" w:after="180"/>
-      </w:pPr>
-      <w:r>
-        <w:rPr>
-          <w:b w:val="0"/>
-          <w:i w:val="0"/>
-          <w:sz w:val="24"/>
-        </w:rPr>
-        <w:t>Think about the difference between answering more recurring requests and being asked to understand why the requests keep recurring. One is additional volume. The other may require diagnosis, redesign, and influence across teams.</w:t>
-      </w:r>
-    </w:p>
-    <w:p>
-      <w:pPr>
-        <w:spacing w:before="0" w:after="180"/>
-      </w:pPr>
-      <w:r>
-        <w:rPr>
-          <w:b w:val="0"/>
-          <w:i w:val="0"/>
-          <w:sz w:val="24"/>
-        </w:rPr>
-        <w:t>Or the difference between coordinating more meetings and being responsible for helping people with competing incentives reach a decision. The calendar can look almost identical. The judgment is not.</w:t>
+        <w:t>A useful test is this: Could the answer that worked last time simply be copied? If yes, you may be doing more. If no, and you now have to diagnose, interpret, or make tradeoffs, the work may be becoming more complex.</w:t>
       </w:r>
     </w:p>
     <w:p>
@@ -486,7 +558,7 @@
           <w:i w:val="0"/>
           <w:sz w:val="24"/>
         </w:rPr>
-        <w:t>If the only answer is, "I can do more of the same thing," call that capacity use. Do not automatically call it growth.</w:t>
+        <w:t>If the only answer is, “I can do more of the same thing,” call that capacity use. Do not automatically call it growth.</w:t>
       </w:r>
     </w:p>
     <w:p>
@@ -554,7 +626,7 @@
           <w:i w:val="0"/>
           <w:sz w:val="24"/>
         </w:rPr>
-        <w:t>You can be accountable for a deadline and still be unable to reduce the scope, change the sequence, or secure the people required to meet it.</w:t>
+        <w:t>You can own a deadline and still be unable to reduce scope, change sequence, or secure the people required to meet it. You can be invited into more senior meetings and still be there mainly to provide information rather than shape direction.</w:t>
       </w:r>
     </w:p>
     <w:p>
@@ -567,7 +639,7 @@
           <w:i w:val="0"/>
           <w:sz w:val="24"/>
         </w:rPr>
-        <w:t>You can be told to own an outcome while the important decisions remain elsewhere.</w:t>
+        <w:t>Exposure can be useful. Observation is part of learning. But sustained accountability without any growing decision rights, access, or support is not much of a development plan.</w:t>
       </w:r>
     </w:p>
     <w:p>
@@ -580,33 +652,7 @@
           <w:i w:val="0"/>
           <w:sz w:val="24"/>
         </w:rPr>
-        <w:t>You can be invited into more senior meetings and still be there mainly to provide information rather than shape the direction.</w:t>
-      </w:r>
-    </w:p>
-    <w:p>
-      <w:pPr>
-        <w:spacing w:before="0" w:after="180"/>
-      </w:pPr>
-      <w:r>
-        <w:rPr>
-          <w:b w:val="0"/>
-          <w:i w:val="0"/>
-          <w:sz w:val="24"/>
-        </w:rPr>
-        <w:t>Exposure can be useful. Observation is part of how people learn. But sustained accountability without any growing decision rights, access, or support is not a development plan.</w:t>
-      </w:r>
-    </w:p>
-    <w:p>
-      <w:pPr>
-        <w:spacing w:before="0" w:after="180"/>
-      </w:pPr>
-      <w:r>
-        <w:rPr>
-          <w:b w:val="0"/>
-          <w:i w:val="0"/>
-          <w:sz w:val="24"/>
-        </w:rPr>
-        <w:t>Ask: Which decisions now belong to me? What can I change when the plan is not working? Where am I expected to recommend a direction rather than only execute one? What information, sponsorship, or resources come with the expanded scope?</w:t>
+        <w:t>Ask: Which decisions now belong to me? What can I change when the plan is not working? Where am I expected to recommend a direction rather than only execute one?</w:t>
       </w:r>
     </w:p>
     <w:p>
@@ -620,19 +666,6 @@
           <w:sz w:val="24"/>
         </w:rPr>
         <w:t>You do not need complete control. Very few roles have that. But your judgment should have somewhere to go.</w:t>
-      </w:r>
-    </w:p>
-    <w:p>
-      <w:pPr>
-        <w:spacing w:before="0" w:after="180"/>
-      </w:pPr>
-      <w:r>
-        <w:rPr>
-          <w:b w:val="0"/>
-          <w:i w:val="0"/>
-          <w:sz w:val="24"/>
-        </w:rPr>
-        <w:t>If the responsibility grows while your ability to influence the outcome stays exactly the same, you may be carrying more risk without gaining much new authority.</w:t>
       </w:r>
     </w:p>
     <w:p>
@@ -687,7 +720,7 @@
           <w:i w:val="0"/>
           <w:sz w:val="24"/>
         </w:rPr>
-        <w:t>That return does not have to be an immediate promotion. A temporary stretch can be worth it because it gives you access to a new domain, a sponsor, a consequential decision, or evidence you could not previously claim.</w:t>
+        <w:t>That return does not have to be an immediate promotion. A stretch assignment can be worth it because it gives you new capability, evidence you could not previously claim, or recognition tied to the work.</w:t>
       </w:r>
     </w:p>
     <w:p>
@@ -700,7 +733,7 @@
           <w:i w:val="0"/>
           <w:sz w:val="24"/>
         </w:rPr>
-        <w:t>I would look for return in three places: capability, evidence, and recognition.</w:t>
+        <w:t>I would look in three places: capability, evidence, and recognition.</w:t>
       </w:r>
     </w:p>
     <w:p>
@@ -713,7 +746,7 @@
           <w:i w:val="0"/>
           <w:sz w:val="24"/>
         </w:rPr>
-        <w:t>Capability means the work changed what you can handle. You understand a new system, can navigate a more complex stakeholder environment, or can make a kind of judgment that used to sit outside your range.</w:t>
+        <w:t>Capability: What can you handle now that you could not handle before?</w:t>
       </w:r>
     </w:p>
     <w:p>
@@ -726,7 +759,7 @@
           <w:i w:val="0"/>
           <w:sz w:val="24"/>
         </w:rPr>
-        <w:t>Evidence means there is a permitted result you can explain. Something improved, stabilized, accelerated, became clearer, or became possible because of the work. You can describe the problem, your role, the judgment you used, and what changed without relying on confidential material.</w:t>
+        <w:t>Evidence: What permitted result can you explain?</w:t>
       </w:r>
     </w:p>
     <w:p>
@@ -739,7 +772,7 @@
           <w:i w:val="0"/>
           <w:sz w:val="24"/>
         </w:rPr>
-        <w:t>Recognition means the expanded contribution has been acknowledged in a concrete way. That might be decision authority, formal scope, compensation, title, sponsorship, visibility tied to actual work, or a credible review point.</w:t>
+        <w:t>Recognition: Has the expanded contribution been acknowledged through decision authority, formal scope, compensation, title, sponsorship, or a credible review point?</w:t>
       </w:r>
     </w:p>
     <w:p>
@@ -765,7 +798,7 @@
           <w:i w:val="0"/>
           <w:sz w:val="24"/>
         </w:rPr>
-        <w:t>Some worthwhile assignments will return more in one category than another. You might gain capability before the title catches up. You might accept a defined period of extra load because the evidence will be unusually valuable.</w:t>
+        <w:t>Some worthwhile assignments will return more in one category than another. You may gain capability before the title catches up. You may accept a defined period of extra load because the evidence will be unusually valuable.</w:t>
       </w:r>
     </w:p>
     <w:p>
@@ -792,19 +825,6 @@
           <w:sz w:val="24"/>
         </w:rPr>
         <w:t>Ask: How long is this expanded scope expected to last? What will success make possible? How will the role be reviewed? What evidence will I be able to point to six or twelve months from now?</w:t>
-      </w:r>
-    </w:p>
-    <w:p>
-      <w:pPr>
-        <w:spacing w:before="0" w:after="180"/>
-      </w:pPr>
-      <w:r>
-        <w:rPr>
-          <w:b w:val="0"/>
-          <w:i w:val="0"/>
-          <w:sz w:val="24"/>
-        </w:rPr>
-        <w:t>If nobody can name a return and nothing is scheduled to change, the organization may be benefiting from your reliability more than your career is benefiting from the work.</w:t>
       </w:r>
     </w:p>
     <w:p>
@@ -846,7 +866,7 @@
           <w:i w:val="0"/>
           <w:sz w:val="24"/>
         </w:rPr>
-        <w:t>If Complexity, Authority, and Return are all expanding, you are probably looking at real growth. The work may still be demanding, and capacity still matters, but the career case is visible.</w:t>
+        <w:t>If Complexity, Authority, and Return are all expanding, the career case for growth is visible. The work may still be demanding, but you can see what it is building.</w:t>
       </w:r>
     </w:p>
     <w:p>
@@ -859,7 +879,7 @@
           <w:i w:val="0"/>
           <w:sz w:val="24"/>
         </w:rPr>
-        <w:t>If Complexity is increasing but Authority or Return has not caught up, you may be in a stretch assignment with a design problem. That does not mean you have to abandon it. It means the next conversation should be about what decisions belong to you, what support is required, what should come off your plate, and when the arrangement gets reviewed.</w:t>
+        <w:t>If Complexity is increasing but Authority or Return has not caught up, you may be in a stretch assignment with a design problem. The next conversation is about decision rights, support, what comes off your plate, and when the arrangement gets reviewed.</w:t>
       </w:r>
     </w:p>
     <w:p>
@@ -898,7 +918,7 @@
           <w:i w:val="0"/>
           <w:sz w:val="24"/>
         </w:rPr>
-        <w:t>And this is not a moral judgment about every extra task. Growth can be tiring. Ordinary work still matters. Sometimes you make a deliberate trade because your family, finances, visa, benefits, or timing require it.</w:t>
+        <w:t>And this is not a moral judgment about every extra task. Growth can be tiring. Sometimes you make a deliberate trade because family, finances, visa, benefits, or timing require it.</w:t>
       </w:r>
     </w:p>
     <w:p>
@@ -953,7 +973,7 @@
           <w:i w:val="0"/>
           <w:sz w:val="24"/>
         </w:rPr>
-        <w:t>For each one, write three things: What became more complex? What can I now influence or decide? What did the work return?</w:t>
+        <w:t>For each one, write three things:</w:t>
       </w:r>
     </w:p>
     <w:p>
@@ -966,7 +986,7 @@
           <w:i w:val="0"/>
           <w:sz w:val="24"/>
         </w:rPr>
-        <w:t>Then take four questions into the conversation with your manager.</w:t>
+        <w:t>What became more complex?</w:t>
       </w:r>
     </w:p>
     <w:p>
@@ -979,7 +999,7 @@
           <w:i w:val="0"/>
           <w:sz w:val="24"/>
         </w:rPr>
-        <w:t>Which of these responsibilities should remain with me? What should come off my plate as this becomes part of my role? Which decisions need to belong to me for these outcomes? And how and when will the expanded scope be formally reviewed?</w:t>
+        <w:t>What can I now influence or decide?</w:t>
       </w:r>
     </w:p>
     <w:p>
@@ -992,7 +1012,85 @@
           <w:i w:val="0"/>
           <w:sz w:val="24"/>
         </w:rPr>
-        <w:t>That is a stronger conversation than saying only, "I have too much work." It makes the design of the role visible: priorities, authority, support, and return.</w:t>
+        <w:t>What did the work return?</w:t>
+      </w:r>
+    </w:p>
+    <w:p>
+      <w:pPr>
+        <w:spacing w:before="0" w:after="180"/>
+      </w:pPr>
+      <w:r>
+        <w:rPr>
+          <w:b w:val="0"/>
+          <w:i w:val="0"/>
+          <w:sz w:val="24"/>
+        </w:rPr>
+        <w:t>Then take four questions into the conversation with your manager:</w:t>
+      </w:r>
+    </w:p>
+    <w:p>
+      <w:pPr>
+        <w:spacing w:before="0" w:after="180"/>
+      </w:pPr>
+      <w:r>
+        <w:rPr>
+          <w:b w:val="0"/>
+          <w:i w:val="0"/>
+          <w:sz w:val="24"/>
+        </w:rPr>
+        <w:t>Which of these responsibilities should remain with me?</w:t>
+      </w:r>
+    </w:p>
+    <w:p>
+      <w:pPr>
+        <w:spacing w:before="0" w:after="180"/>
+      </w:pPr>
+      <w:r>
+        <w:rPr>
+          <w:b w:val="0"/>
+          <w:i w:val="0"/>
+          <w:sz w:val="24"/>
+        </w:rPr>
+        <w:t>What should come off my plate as this becomes part of my role?</w:t>
+      </w:r>
+    </w:p>
+    <w:p>
+      <w:pPr>
+        <w:spacing w:before="0" w:after="180"/>
+      </w:pPr>
+      <w:r>
+        <w:rPr>
+          <w:b w:val="0"/>
+          <w:i w:val="0"/>
+          <w:sz w:val="24"/>
+        </w:rPr>
+        <w:t>Which decisions need to belong to me for these outcomes?</w:t>
+      </w:r>
+    </w:p>
+    <w:p>
+      <w:pPr>
+        <w:spacing w:before="0" w:after="180"/>
+      </w:pPr>
+      <w:r>
+        <w:rPr>
+          <w:b w:val="0"/>
+          <w:i w:val="0"/>
+          <w:sz w:val="24"/>
+        </w:rPr>
+        <w:t>How and when will the expanded scope be formally reviewed?</w:t>
+      </w:r>
+    </w:p>
+    <w:p>
+      <w:pPr>
+        <w:spacing w:before="0" w:after="180"/>
+      </w:pPr>
+      <w:r>
+        <w:rPr>
+          <w:b w:val="0"/>
+          <w:i w:val="0"/>
+          <w:sz w:val="24"/>
+        </w:rPr>
+        <w:t>That is a stronger conversation than saying only, “I have too much work.” It makes the design of the role visible: priorities, authority, support, and return.</w:t>
       </w:r>
     </w:p>
     <w:p>
@@ -1063,7 +1161,7 @@
           <w:i w:val="0"/>
           <w:sz w:val="24"/>
         </w:rPr>
-        <w:t>And there is another problem that often appears after you have done genuinely difficult growth work.</w:t>
+        <w:t>There is another problem that often appears after you have done genuinely difficult growth work.</w:t>
       </w:r>
     </w:p>
     <w:p>
@@ -1089,7 +1187,7 @@
           <w:i w:val="0"/>
           <w:sz w:val="24"/>
         </w:rPr>
-        <w:t>In the next video, I will show you how to make that work visible: How to Show Your Impact at Work When You Built It From Scratch.</w:t>
+        <w:t>In the next video, I will show you how to make that work visible: “How to Show Your Impact at Work When You Built It From Scratch.”</w:t>
       </w:r>
     </w:p>
     <w:p>

--- a/deliverables/VIDEO_7_Are_You_Growing_Or_Just_Being_Given_More_Work_FINAL/Approved_Recording_Master_Reference.docx
+++ b/deliverables/VIDEO_7_Are_You_Growing_Or_Just_Being_Given_More_Work_FINAL/Approved_Recording_Master_Reference.docx
@@ -199,6 +199,15 @@
         <w:t>restore deleted material, pad the script, or slow the delivery to reach an</w:t>
         <w:br/>
         <w:t>older target.</w:t>
+        <w:br/>
+        <w:br/>
+        <w:t>A full-screen graphic or a B-roll shot running underneath continuing narration</w:t>
+        <w:br/>
+        <w:t>does not add separate runtime. It occupies time the speech already occupies.</w:t>
+        <w:br/>
+        <w:t>Only a deliberate silent hold adds length, and those are the scripted pauses</w:t>
+        <w:br/>
+        <w:t>and the closing hold, which are already accounted for.</w:t>
       </w:r>
     </w:p>
     <w:p>
